--- a/BaoCaoCashFlow.docx
+++ b/BaoCaoCashFlow.docx
@@ -2613,6 +2613,13 @@
         <w:t xml:space="preserve"> Phản biện</w:t>
       </w:r>
       <w:r>
+        <w:rPr>
+          <w:b/>
+          <w:bCs/>
+        </w:rPr>
+        <w:t xml:space="preserve"> AI</w:t>
+      </w:r>
+      <w:r>
         <w:t xml:space="preserve">: </w:t>
       </w:r>
       <w:r>
@@ -2649,7 +2656,7 @@
           <w:b/>
           <w:bCs/>
         </w:rPr>
-        <w:t>: Tổng kết &amp; Hướng phát triển</w:t>
+        <w:t>: Tổng kết</w:t>
       </w:r>
       <w:r>
         <w:rPr>
@@ -16286,7 +16293,7 @@
           <w:noProof/>
         </w:rPr>
         <w:drawing>
-          <wp:anchor distT="0" distB="0" distL="114300" distR="114300" simplePos="0" relativeHeight="251672576" behindDoc="0" locked="0" layoutInCell="1" allowOverlap="1" wp14:anchorId="3FDA4822" wp14:editId="3B93696E">
+          <wp:anchor distT="0" distB="0" distL="114300" distR="114300" simplePos="0" relativeHeight="251672576" behindDoc="0" locked="0" layoutInCell="1" allowOverlap="1" wp14:anchorId="3FDA4822" wp14:editId="7AB18E65">
             <wp:simplePos x="0" y="0"/>
             <wp:positionH relativeFrom="margin">
               <wp:align>right</wp:align>
@@ -18004,6 +18011,9 @@
         </mc:AlternateContent>
       </w:r>
       <w:r>
+        <w:rPr>
+          <w:noProof/>
+        </w:rPr>
         <w:drawing>
           <wp:anchor distT="0" distB="0" distL="114300" distR="114300" simplePos="0" relativeHeight="251685888" behindDoc="0" locked="0" layoutInCell="1" allowOverlap="1" wp14:anchorId="564DE731" wp14:editId="3AE8AA36">
             <wp:simplePos x="0" y="0"/>
@@ -18373,6 +18383,9 @@
         </mc:AlternateContent>
       </w:r>
       <w:r>
+        <w:rPr>
+          <w:noProof/>
+        </w:rPr>
         <w:drawing>
           <wp:anchor distT="0" distB="0" distL="114300" distR="114300" simplePos="0" relativeHeight="251688960" behindDoc="0" locked="0" layoutInCell="1" allowOverlap="1" wp14:anchorId="01ABA416" wp14:editId="0508A8BB">
             <wp:simplePos x="0" y="0"/>
@@ -38364,6 +38377,7 @@
   <w:style w:type="character" w:default="1" w:styleId="DefaultParagraphFont">
     <w:name w:val="Default Paragraph Font"/>
     <w:uiPriority w:val="1"/>
+    <w:semiHidden/>
     <w:unhideWhenUsed/>
   </w:style>
   <w:style w:type="table" w:default="1" w:styleId="TableNormal">

--- a/BaoCaoCashFlow.docx
+++ b/BaoCaoCashFlow.docx
@@ -2419,7 +2419,21 @@
           <w:b/>
           <w:bCs/>
         </w:rPr>
-        <w:t>: Thông tin nhóm</w:t>
+        <w:t>: Thông tin</w:t>
+      </w:r>
+      <w:r>
+        <w:rPr>
+          <w:b/>
+          <w:bCs/>
+        </w:rPr>
+        <w:t xml:space="preserve"> và đánh giá</w:t>
+      </w:r>
+      <w:r>
+        <w:rPr>
+          <w:b/>
+          <w:bCs/>
+        </w:rPr>
+        <w:t xml:space="preserve"> nhóm</w:t>
       </w:r>
       <w:r>
         <w:t xml:space="preserve">: </w:t>
@@ -7834,7 +7848,7 @@
         <w:pStyle w:val="Nidungvnbn"/>
         <w:numPr>
           <w:ilvl w:val="0"/>
-          <w:numId w:val="42"/>
+          <w:numId w:val="40"/>
         </w:numPr>
         <w:rPr>
           <w:color w:val="000000" w:themeColor="text1"/>
@@ -7844,19 +7858,7 @@
         <w:rPr>
           <w:color w:val="000000" w:themeColor="text1"/>
         </w:rPr>
-        <w:t xml:space="preserve">Quay video </w:t>
-      </w:r>
-      <w:r>
-        <w:rPr>
-          <w:color w:val="000000" w:themeColor="text1"/>
-        </w:rPr>
-        <w:t>giới thiệu</w:t>
-      </w:r>
-      <w:r>
-        <w:rPr>
-          <w:color w:val="000000" w:themeColor="text1"/>
-        </w:rPr>
-        <w:t xml:space="preserve"> sản phẩm.</w:t>
+        <w:t>Phát triển module Người dùng (User).</w:t>
       </w:r>
     </w:p>
     <w:p>
@@ -8104,7 +8106,7 @@
         <w:pStyle w:val="Nidungvnbn"/>
         <w:numPr>
           <w:ilvl w:val="0"/>
-          <w:numId w:val="40"/>
+          <w:numId w:val="42"/>
         </w:numPr>
         <w:rPr>
           <w:color w:val="000000" w:themeColor="text1"/>
@@ -8114,7 +8116,19 @@
         <w:rPr>
           <w:color w:val="000000" w:themeColor="text1"/>
         </w:rPr>
-        <w:t>Phát triển module Người dùng (User).</w:t>
+        <w:t xml:space="preserve">Quay video </w:t>
+      </w:r>
+      <w:r>
+        <w:rPr>
+          <w:color w:val="000000" w:themeColor="text1"/>
+        </w:rPr>
+        <w:t>giới thiệu</w:t>
+      </w:r>
+      <w:r>
+        <w:rPr>
+          <w:color w:val="000000" w:themeColor="text1"/>
+        </w:rPr>
+        <w:t xml:space="preserve"> sản phẩm.</w:t>
       </w:r>
     </w:p>
     <w:p>
@@ -16293,7 +16307,7 @@
           <w:noProof/>
         </w:rPr>
         <w:drawing>
-          <wp:anchor distT="0" distB="0" distL="114300" distR="114300" simplePos="0" relativeHeight="251672576" behindDoc="0" locked="0" layoutInCell="1" allowOverlap="1" wp14:anchorId="3FDA4822" wp14:editId="7AB18E65">
+          <wp:anchor distT="0" distB="0" distL="114300" distR="114300" simplePos="0" relativeHeight="251672576" behindDoc="0" locked="0" layoutInCell="1" allowOverlap="1" wp14:anchorId="3FDA4822" wp14:editId="1B23CD3F">
             <wp:simplePos x="0" y="0"/>
             <wp:positionH relativeFrom="margin">
               <wp:align>right</wp:align>
@@ -18488,13 +18502,13 @@
         <mc:AlternateContent>
           <mc:Choice Requires="wps">
             <w:drawing>
-              <wp:anchor distT="0" distB="0" distL="114300" distR="114300" simplePos="0" relativeHeight="251684864" behindDoc="0" locked="0" layoutInCell="1" allowOverlap="1" wp14:anchorId="5EAB17F6" wp14:editId="184B50A0">
+              <wp:anchor distT="0" distB="0" distL="114300" distR="114300" simplePos="0" relativeHeight="251684864" behindDoc="0" locked="0" layoutInCell="1" allowOverlap="1" wp14:anchorId="5EAB17F6" wp14:editId="596C426B">
                 <wp:simplePos x="0" y="0"/>
                 <wp:positionH relativeFrom="column">
                   <wp:posOffset>17145</wp:posOffset>
                 </wp:positionH>
                 <wp:positionV relativeFrom="paragraph">
-                  <wp:posOffset>3457575</wp:posOffset>
+                  <wp:posOffset>3467100</wp:posOffset>
                 </wp:positionV>
                 <wp:extent cx="5541645" cy="635"/>
                 <wp:effectExtent l="0" t="0" r="1905" b="635"/>
@@ -18541,49 +18555,6 @@
                                 <w:iCs/>
                               </w:rPr>
                               <w:t>Hình 5</w:t>
-                            </w:r>
-                            <w:r>
-                              <w:rPr>
-                                <w:i/>
-                                <w:iCs/>
-                              </w:rPr>
-                              <w:noBreakHyphen/>
-                            </w:r>
-                            <w:r>
-                              <w:rPr>
-                                <w:i/>
-                                <w:iCs/>
-                              </w:rPr>
-                              <w:fldChar w:fldCharType="begin"/>
-                            </w:r>
-                            <w:r>
-                              <w:rPr>
-                                <w:i/>
-                                <w:iCs/>
-                              </w:rPr>
-                              <w:instrText xml:space="preserve"> STYLEREF 1 \s </w:instrText>
-                            </w:r>
-                            <w:r>
-                              <w:rPr>
-                                <w:i/>
-                                <w:iCs/>
-                              </w:rPr>
-                              <w:fldChar w:fldCharType="separate"/>
-                            </w:r>
-                            <w:r>
-                              <w:rPr>
-                                <w:i/>
-                                <w:iCs/>
-                                <w:noProof/>
-                              </w:rPr>
-                              <w:t>4</w:t>
-                            </w:r>
-                            <w:r>
-                              <w:rPr>
-                                <w:i/>
-                                <w:iCs/>
-                              </w:rPr>
-                              <w:fldChar w:fldCharType="end"/>
                             </w:r>
                             <w:r>
                               <w:rPr>
@@ -18652,7 +18623,7 @@
           </mc:Choice>
           <mc:Fallback>
             <w:pict>
-              <v:shape w14:anchorId="5EAB17F6" id="Text Box 5" o:spid="_x0000_s1035" type="#_x0000_t202" style="position:absolute;left:0;text-align:left;margin-left:1.35pt;margin-top:272.25pt;width:436.35pt;height:.05pt;z-index:251684864;visibility:visible;mso-wrap-style:square;mso-wrap-distance-left:9pt;mso-wrap-distance-top:0;mso-wrap-distance-right:9pt;mso-wrap-distance-bottom:0;mso-position-horizontal:absolute;mso-position-horizontal-relative:text;mso-position-vertical:absolute;mso-position-vertical-relative:text;v-text-anchor:top" o:gfxdata="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" stroked="f">
+              <v:shape w14:anchorId="5EAB17F6" id="Text Box 5" o:spid="_x0000_s1035" type="#_x0000_t202" style="position:absolute;left:0;text-align:left;margin-left:1.35pt;margin-top:273pt;width:436.35pt;height:.05pt;z-index:251684864;visibility:visible;mso-wrap-style:square;mso-wrap-distance-left:9pt;mso-wrap-distance-top:0;mso-wrap-distance-right:9pt;mso-wrap-distance-bottom:0;mso-position-horizontal:absolute;mso-position-horizontal-relative:text;mso-position-vertical:absolute;mso-position-vertical-relative:text;v-text-anchor:top" o:gfxdata="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" stroked="f">
                 <v:textbox style="mso-fit-shape-to-text:t" inset="0,0,0,0">
                   <w:txbxContent>
                     <w:p>
@@ -18674,49 +18645,6 @@
                           <w:iCs/>
                         </w:rPr>
                         <w:t>Hình 5</w:t>
-                      </w:r>
-                      <w:r>
-                        <w:rPr>
-                          <w:i/>
-                          <w:iCs/>
-                        </w:rPr>
-                        <w:noBreakHyphen/>
-                      </w:r>
-                      <w:r>
-                        <w:rPr>
-                          <w:i/>
-                          <w:iCs/>
-                        </w:rPr>
-                        <w:fldChar w:fldCharType="begin"/>
-                      </w:r>
-                      <w:r>
-                        <w:rPr>
-                          <w:i/>
-                          <w:iCs/>
-                        </w:rPr>
-                        <w:instrText xml:space="preserve"> STYLEREF 1 \s </w:instrText>
-                      </w:r>
-                      <w:r>
-                        <w:rPr>
-                          <w:i/>
-                          <w:iCs/>
-                        </w:rPr>
-                        <w:fldChar w:fldCharType="separate"/>
-                      </w:r>
-                      <w:r>
-                        <w:rPr>
-                          <w:i/>
-                          <w:iCs/>
-                          <w:noProof/>
-                        </w:rPr>
-                        <w:t>4</w:t>
-                      </w:r>
-                      <w:r>
-                        <w:rPr>
-                          <w:i/>
-                          <w:iCs/>
-                        </w:rPr>
-                        <w:fldChar w:fldCharType="end"/>
                       </w:r>
                       <w:r>
                         <w:rPr>
